--- a/Maintenance Operations Business Intelligence Center Draft 1 (Repaired).docx
+++ b/Maintenance Operations Business Intelligence Center Draft 1 (Repaired).docx
@@ -54,6 +54,7 @@
           <w:docPartUnique/>
         </w:docPartObj>
       </w:sdtPr>
+      <w:sdtEndPr/>
       <w:sdtContent>
         <w:p>
           <w:pPr>
@@ -2016,6 +2017,7 @@
           <w:tag w:val="goog_rdk_0"/>
           <w:id w:val="-614895364"/>
         </w:sdtPr>
+        <w:sdtEndPr/>
         <w:sdtContent>
           <w:commentRangeStart w:id="3"/>
         </w:sdtContent>
@@ -2465,6 +2467,7 @@
           <w:id w:val="-149396905"/>
           <w:showingPlcHdr/>
         </w:sdtPr>
+        <w:sdtEndPr/>
         <w:sdtContent>
           <w:r>
             <w:t xml:space="preserve">     </w:t>
@@ -4966,6 +4969,7 @@
           <w:tag w:val="goog_rdk_5"/>
           <w:id w:val="2057378659"/>
         </w:sdtPr>
+        <w:sdtEndPr/>
         <w:sdtContent/>
       </w:sdt>
       <w:r>
@@ -5226,6 +5230,7 @@
         <w:tag w:val="goog_rdk_9"/>
         <w:id w:val="-189357023"/>
       </w:sdtPr>
+      <w:sdtEndPr/>
       <w:sdtContent>
         <w:p>
           <w:r>
@@ -5254,12 +5259,14 @@
               <w:tag w:val="goog_rdk_7"/>
               <w:id w:val="-2030157942"/>
             </w:sdtPr>
+            <w:sdtEndPr/>
             <w:sdtContent>
               <w:sdt>
                 <w:sdtPr>
                   <w:tag w:val="goog_rdk_8"/>
                   <w:id w:val="889608446"/>
                 </w:sdtPr>
+                <w:sdtEndPr/>
                 <w:sdtContent/>
               </w:sdt>
             </w:sdtContent>
@@ -5272,6 +5279,7 @@
         <w:tag w:val="goog_rdk_11"/>
         <w:id w:val="1988266705"/>
       </w:sdtPr>
+      <w:sdtEndPr/>
       <w:sdtContent>
         <w:p>
           <w:sdt>
@@ -5280,6 +5288,7 @@
               <w:id w:val="866150293"/>
               <w:showingPlcHdr/>
             </w:sdtPr>
+            <w:sdtEndPr/>
             <w:sdtContent>
               <w:r>
                 <w:t xml:space="preserve">     </w:t>
@@ -5295,6 +5304,7 @@
           <w:tag w:val="goog_rdk_12"/>
           <w:id w:val="1613294693"/>
         </w:sdtPr>
+        <w:sdtEndPr/>
         <w:sdtContent>
           <w:r>
             <w:t>As of June 2024, the Secretary of State’s office has mandated that non-Secretary of State Agency data be removed from the CDOS SFTP server.</w:t>
@@ -5344,6 +5354,7 @@
           <w:id w:val="1567017119"/>
           <w:showingPlcHdr/>
         </w:sdtPr>
+        <w:sdtEndPr/>
         <w:sdtContent>
           <w:r>
             <w:t xml:space="preserve">     </w:t>
@@ -5670,6 +5681,7 @@
           <w:tag w:val="goog_rdk_16"/>
           <w:id w:val="-574419520"/>
         </w:sdtPr>
+        <w:sdtEndPr/>
         <w:sdtContent/>
       </w:sdt>
       <w:r>
@@ -6173,6 +6185,7 @@
           <w:tag w:val="goog_rdk_23"/>
           <w:id w:val="489934658"/>
         </w:sdtPr>
+        <w:sdtEndPr/>
         <w:sdtContent>
           <w:commentRangeStart w:id="74"/>
         </w:sdtContent>
@@ -6739,6 +6752,7 @@
           <w:tag w:val="goog_rdk_25"/>
           <w:id w:val="-1500622378"/>
         </w:sdtPr>
+        <w:sdtEndPr/>
         <w:sdtContent/>
       </w:sdt>
       <w:r>
@@ -6856,6 +6870,7 @@
           <w:id w:val="-1053545623"/>
           <w:showingPlcHdr/>
         </w:sdtPr>
+        <w:sdtEndPr/>
         <w:sdtContent>
           <w:r>
             <w:t xml:space="preserve">     </w:t>
@@ -7257,6 +7272,7 @@
           <w:tag w:val="goog_rdk_29"/>
           <w:id w:val="-1983974350"/>
         </w:sdtPr>
+        <w:sdtEndPr/>
         <w:sdtContent/>
       </w:sdt>
     </w:p>
@@ -7275,6 +7291,7 @@
           <w:tag w:val="goog_rdk_30"/>
           <w:id w:val="1648495781"/>
         </w:sdtPr>
+        <w:sdtEndPr/>
         <w:sdtContent>
           <w:commentRangeStart w:id="90"/>
         </w:sdtContent>
@@ -7284,6 +7301,7 @@
           <w:tag w:val="goog_rdk_31"/>
           <w:id w:val="-23306009"/>
         </w:sdtPr>
+        <w:sdtEndPr/>
         <w:sdtContent>
           <w:commentRangeStart w:id="91"/>
         </w:sdtContent>
@@ -7598,6 +7616,7 @@
           <w:id w:val="-1887194454"/>
           <w:showingPlcHdr/>
         </w:sdtPr>
+        <w:sdtEndPr/>
         <w:sdtContent>
           <w:r>
             <w:t xml:space="preserve">     </w:t>
@@ -7828,6 +7847,611 @@
         <w:t xml:space="preserve">ETL    - Extract Transform Load </w:t>
       </w:r>
     </w:p>
+    <w:p/>
+    <w:p/>
+    <w:p>
+      <w:pPr>
+        <w:pStyle w:val="Heading1"/>
+      </w:pPr>
+      <w:r>
+        <w:t xml:space="preserve">Appendix </w:t>
+      </w:r>
+      <w:r>
+        <w:t>B</w:t>
+      </w:r>
+      <w:r>
+        <w:t xml:space="preserve"> – </w:t>
+      </w:r>
+      <w:r>
+        <w:t>ETL Checklists</w:t>
+      </w:r>
+    </w:p>
+    <w:p>
+      <w:pPr>
+        <w:rPr>
+          <w:lang w:val="en-US"/>
+        </w:rPr>
+      </w:pPr>
+      <w:r>
+        <w:rPr>
+          <w:b/>
+          <w:bCs/>
+          <w:lang w:val="en-US"/>
+        </w:rPr>
+        <w:t>Extract:</w:t>
+      </w:r>
+    </w:p>
+    <w:p>
+      <w:pPr>
+        <w:pStyle w:val="ListParagraph"/>
+        <w:numPr>
+          <w:ilvl w:val="0"/>
+          <w:numId w:val="29"/>
+        </w:numPr>
+        <w:ind w:left="720"/>
+        <w:rPr>
+          <w:lang w:val="en-US"/>
+        </w:rPr>
+      </w:pPr>
+      <w:r>
+        <w:rPr>
+          <w:lang w:val="en-US"/>
+        </w:rPr>
+        <w:t>Source &amp; access verified (system, credentials)</w:t>
+      </w:r>
+    </w:p>
+    <w:p>
+      <w:pPr>
+        <w:pStyle w:val="ListParagraph"/>
+        <w:numPr>
+          <w:ilvl w:val="0"/>
+          <w:numId w:val="29"/>
+        </w:numPr>
+        <w:ind w:left="720"/>
+        <w:rPr>
+          <w:lang w:val="en-US"/>
+        </w:rPr>
+      </w:pPr>
+      <w:r>
+        <w:rPr>
+          <w:lang w:val="en-US"/>
+        </w:rPr>
+        <w:t>Dataset / endpoint confirmed</w:t>
+      </w:r>
+    </w:p>
+    <w:p>
+      <w:pPr>
+        <w:pStyle w:val="ListParagraph"/>
+        <w:numPr>
+          <w:ilvl w:val="0"/>
+          <w:numId w:val="29"/>
+        </w:numPr>
+        <w:ind w:left="720"/>
+        <w:rPr>
+          <w:lang w:val="en-US"/>
+        </w:rPr>
+      </w:pPr>
+      <w:r>
+        <w:rPr>
+          <w:lang w:val="en-US"/>
+        </w:rPr>
+        <w:t>Extract method defined (sftp,http,?)</w:t>
+      </w:r>
+    </w:p>
+    <w:p>
+      <w:pPr>
+        <w:pStyle w:val="ListParagraph"/>
+        <w:numPr>
+          <w:ilvl w:val="0"/>
+          <w:numId w:val="29"/>
+        </w:numPr>
+        <w:ind w:left="720"/>
+        <w:rPr>
+          <w:lang w:val="en-US"/>
+        </w:rPr>
+      </w:pPr>
+      <w:r>
+        <w:rPr>
+          <w:lang w:val="en-US"/>
+        </w:rPr>
+        <w:t>File format confirmed (csv,xlsx,txt…)</w:t>
+      </w:r>
+    </w:p>
+    <w:p>
+      <w:pPr>
+        <w:pStyle w:val="ListParagraph"/>
+        <w:numPr>
+          <w:ilvl w:val="0"/>
+          <w:numId w:val="29"/>
+        </w:numPr>
+        <w:ind w:left="720"/>
+        <w:rPr>
+          <w:lang w:val="en-US"/>
+        </w:rPr>
+      </w:pPr>
+      <w:r>
+        <w:rPr>
+          <w:lang w:val="en-US"/>
+        </w:rPr>
+        <w:t>Schema confirmed (columns + order if required)</w:t>
+      </w:r>
+    </w:p>
+    <w:p>
+      <w:pPr>
+        <w:pStyle w:val="ListParagraph"/>
+        <w:numPr>
+          <w:ilvl w:val="0"/>
+          <w:numId w:val="29"/>
+        </w:numPr>
+        <w:ind w:left="720"/>
+        <w:rPr>
+          <w:lang w:val="en-US"/>
+        </w:rPr>
+      </w:pPr>
+      <w:r>
+        <w:rPr>
+          <w:lang w:val="en-US"/>
+        </w:rPr>
+        <w:t>Data type for each column</w:t>
+      </w:r>
+    </w:p>
+    <w:p>
+      <w:pPr>
+        <w:pStyle w:val="ListParagraph"/>
+        <w:numPr>
+          <w:ilvl w:val="0"/>
+          <w:numId w:val="29"/>
+        </w:numPr>
+        <w:ind w:left="720"/>
+        <w:rPr>
+          <w:lang w:val="en-US"/>
+        </w:rPr>
+      </w:pPr>
+      <w:r>
+        <w:rPr>
+          <w:lang w:val="en-US"/>
+        </w:rPr>
+        <w:t>Data availability checked (date range, row count sanity)</w:t>
+      </w:r>
+    </w:p>
+    <w:p>
+      <w:pPr>
+        <w:pStyle w:val="ListParagraph"/>
+        <w:numPr>
+          <w:ilvl w:val="0"/>
+          <w:numId w:val="29"/>
+        </w:numPr>
+        <w:ind w:left="720"/>
+        <w:rPr>
+          <w:lang w:val="en-US"/>
+        </w:rPr>
+      </w:pPr>
+      <w:r>
+        <w:rPr>
+          <w:lang w:val="en-US"/>
+        </w:rPr>
+        <w:t>Basic quality checks run (nulls, duplicates, schema drift)</w:t>
+      </w:r>
+    </w:p>
+    <w:p>
+      <w:pPr>
+        <w:pStyle w:val="ListParagraph"/>
+        <w:numPr>
+          <w:ilvl w:val="0"/>
+          <w:numId w:val="29"/>
+        </w:numPr>
+        <w:ind w:left="720"/>
+        <w:rPr>
+          <w:lang w:val="en-US"/>
+        </w:rPr>
+      </w:pPr>
+      <w:r>
+        <w:rPr>
+          <w:lang w:val="en-US"/>
+        </w:rPr>
+        <w:t>Errors + logging in place</w:t>
+      </w:r>
+    </w:p>
+    <w:p>
+      <w:pPr>
+        <w:pStyle w:val="ListParagraph"/>
+        <w:numPr>
+          <w:ilvl w:val="0"/>
+          <w:numId w:val="29"/>
+        </w:numPr>
+        <w:ind w:left="720"/>
+        <w:rPr>
+          <w:lang w:val="en-US"/>
+        </w:rPr>
+      </w:pPr>
+      <w:r>
+        <w:rPr>
+          <w:lang w:val="en-US"/>
+        </w:rPr>
+        <w:t>Output validated (row count, naming, timestamp)</w:t>
+      </w:r>
+    </w:p>
+    <w:p>
+      <w:pPr>
+        <w:rPr>
+          <w:lang w:val="en-US"/>
+        </w:rPr>
+      </w:pPr>
+      <w:r>
+        <w:rPr>
+          <w:lang w:val="en-US"/>
+        </w:rPr>
+        <w:t> </w:t>
+      </w:r>
+    </w:p>
+    <w:p>
+      <w:pPr>
+        <w:rPr>
+          <w:lang w:val="en-US"/>
+        </w:rPr>
+      </w:pPr>
+      <w:r>
+        <w:rPr>
+          <w:b/>
+          <w:bCs/>
+          <w:lang w:val="en-US"/>
+        </w:rPr>
+        <w:t>Transform</w:t>
+      </w:r>
+    </w:p>
+    <w:p>
+      <w:pPr>
+        <w:pStyle w:val="ListParagraph"/>
+        <w:numPr>
+          <w:ilvl w:val="0"/>
+          <w:numId w:val="30"/>
+        </w:numPr>
+        <w:rPr>
+          <w:lang w:val="en-US"/>
+        </w:rPr>
+      </w:pPr>
+      <w:r>
+        <w:rPr>
+          <w:lang w:val="en-US"/>
+        </w:rPr>
+        <w:t>Columns aligned to target schema (names, camelCase)</w:t>
+      </w:r>
+    </w:p>
+    <w:p>
+      <w:pPr>
+        <w:pStyle w:val="ListParagraph"/>
+        <w:numPr>
+          <w:ilvl w:val="0"/>
+          <w:numId w:val="30"/>
+        </w:numPr>
+        <w:rPr>
+          <w:lang w:val="en-US"/>
+        </w:rPr>
+      </w:pPr>
+      <w:r>
+        <w:rPr>
+          <w:lang w:val="en-US"/>
+        </w:rPr>
+        <w:t>Data types correct</w:t>
+      </w:r>
+    </w:p>
+    <w:p>
+      <w:pPr>
+        <w:pStyle w:val="ListParagraph"/>
+        <w:numPr>
+          <w:ilvl w:val="0"/>
+          <w:numId w:val="30"/>
+        </w:numPr>
+        <w:rPr>
+          <w:lang w:val="en-US"/>
+        </w:rPr>
+      </w:pPr>
+      <w:r>
+        <w:rPr>
+          <w:lang w:val="en-US"/>
+        </w:rPr>
+        <w:t>Numeric fields cleaned and converted (no $,comma,..)</w:t>
+      </w:r>
+    </w:p>
+    <w:p>
+      <w:pPr>
+        <w:pStyle w:val="ListParagraph"/>
+        <w:numPr>
+          <w:ilvl w:val="0"/>
+          <w:numId w:val="30"/>
+        </w:numPr>
+        <w:rPr>
+          <w:lang w:val="en-US"/>
+        </w:rPr>
+      </w:pPr>
+      <w:r>
+        <w:rPr>
+          <w:lang w:val="en-US"/>
+        </w:rPr>
+        <w:t>Date fields validated (formats + consistency)</w:t>
+      </w:r>
+    </w:p>
+    <w:p>
+      <w:pPr>
+        <w:pStyle w:val="ListParagraph"/>
+        <w:numPr>
+          <w:ilvl w:val="0"/>
+          <w:numId w:val="30"/>
+        </w:numPr>
+        <w:rPr>
+          <w:lang w:val="en-US"/>
+        </w:rPr>
+      </w:pPr>
+      <w:r>
+        <w:rPr>
+          <w:lang w:val="en-US"/>
+        </w:rPr>
+        <w:t>Null/Missing handling applied (no NaN in numbers)</w:t>
+      </w:r>
+    </w:p>
+    <w:p>
+      <w:pPr>
+        <w:pStyle w:val="ListParagraph"/>
+        <w:numPr>
+          <w:ilvl w:val="0"/>
+          <w:numId w:val="30"/>
+        </w:numPr>
+        <w:rPr>
+          <w:lang w:val="en-US"/>
+        </w:rPr>
+      </w:pPr>
+      <w:r>
+        <w:rPr>
+          <w:lang w:val="en-US"/>
+        </w:rPr>
+        <w:t>Derived fields calculated (if required)</w:t>
+      </w:r>
+    </w:p>
+    <w:p>
+      <w:pPr>
+        <w:pStyle w:val="ListParagraph"/>
+        <w:numPr>
+          <w:ilvl w:val="0"/>
+          <w:numId w:val="30"/>
+        </w:numPr>
+        <w:rPr>
+          <w:lang w:val="en-US"/>
+        </w:rPr>
+      </w:pPr>
+      <w:r>
+        <w:rPr>
+          <w:lang w:val="en-US"/>
+        </w:rPr>
+        <w:t>Data validated against expectations (sanity checks)</w:t>
+      </w:r>
+    </w:p>
+    <w:p>
+      <w:pPr>
+        <w:pStyle w:val="ListParagraph"/>
+        <w:numPr>
+          <w:ilvl w:val="0"/>
+          <w:numId w:val="30"/>
+        </w:numPr>
+        <w:rPr>
+          <w:lang w:val="en-US"/>
+        </w:rPr>
+      </w:pPr>
+      <w:r>
+        <w:rPr>
+          <w:lang w:val="en-US"/>
+        </w:rPr>
+        <w:t>Append or Replace</w:t>
+      </w:r>
+    </w:p>
+    <w:p>
+      <w:pPr>
+        <w:pStyle w:val="ListParagraph"/>
+        <w:numPr>
+          <w:ilvl w:val="0"/>
+          <w:numId w:val="30"/>
+        </w:numPr>
+        <w:rPr>
+          <w:lang w:val="en-US"/>
+        </w:rPr>
+      </w:pPr>
+      <w:r>
+        <w:rPr>
+          <w:lang w:val="en-US"/>
+        </w:rPr>
+        <w:t>Design Append check</w:t>
+      </w:r>
+    </w:p>
+    <w:p>
+      <w:pPr>
+        <w:rPr>
+          <w:lang w:val="en-US"/>
+        </w:rPr>
+      </w:pPr>
+      <w:r>
+        <w:rPr>
+          <w:lang w:val="en-US"/>
+        </w:rPr>
+        <w:t> </w:t>
+      </w:r>
+    </w:p>
+    <w:p>
+      <w:pPr>
+        <w:rPr>
+          <w:lang w:val="en-US"/>
+        </w:rPr>
+      </w:pPr>
+      <w:r>
+        <w:rPr>
+          <w:b/>
+          <w:bCs/>
+          <w:lang w:val="en-US"/>
+        </w:rPr>
+        <w:t>Load</w:t>
+      </w:r>
+    </w:p>
+    <w:p>
+      <w:pPr>
+        <w:pStyle w:val="ListParagraph"/>
+        <w:numPr>
+          <w:ilvl w:val="0"/>
+          <w:numId w:val="31"/>
+        </w:numPr>
+        <w:rPr>
+          <w:lang w:val="en-US"/>
+        </w:rPr>
+      </w:pPr>
+      <w:r>
+        <w:rPr>
+          <w:lang w:val="en-US"/>
+        </w:rPr>
+        <w:t>Target dataset (4x4) confirmed</w:t>
+      </w:r>
+    </w:p>
+    <w:p>
+      <w:pPr>
+        <w:pStyle w:val="ListParagraph"/>
+        <w:numPr>
+          <w:ilvl w:val="0"/>
+          <w:numId w:val="31"/>
+        </w:numPr>
+        <w:rPr>
+          <w:lang w:val="en-US"/>
+        </w:rPr>
+      </w:pPr>
+      <w:r>
+        <w:rPr>
+          <w:lang w:val="en-US"/>
+        </w:rPr>
+        <w:t>Load method defined (replace vs append)</w:t>
+      </w:r>
+    </w:p>
+    <w:p>
+      <w:pPr>
+        <w:pStyle w:val="ListParagraph"/>
+        <w:numPr>
+          <w:ilvl w:val="0"/>
+          <w:numId w:val="31"/>
+        </w:numPr>
+        <w:rPr>
+          <w:lang w:val="en-US"/>
+        </w:rPr>
+      </w:pPr>
+      <w:r>
+        <w:rPr>
+          <w:lang w:val="en-US"/>
+        </w:rPr>
+        <w:t>Columns match Socrata schema (names + order)</w:t>
+      </w:r>
+    </w:p>
+    <w:p>
+      <w:pPr>
+        <w:pStyle w:val="ListParagraph"/>
+        <w:numPr>
+          <w:ilvl w:val="0"/>
+          <w:numId w:val="31"/>
+        </w:numPr>
+        <w:rPr>
+          <w:lang w:val="en-US"/>
+        </w:rPr>
+      </w:pPr>
+      <w:r>
+        <w:rPr>
+          <w:lang w:val="en-US"/>
+        </w:rPr>
+        <w:t>Data types align with Socrata field types</w:t>
+      </w:r>
+    </w:p>
+    <w:p>
+      <w:pPr>
+        <w:pStyle w:val="ListParagraph"/>
+        <w:numPr>
+          <w:ilvl w:val="0"/>
+          <w:numId w:val="31"/>
+        </w:numPr>
+        <w:rPr>
+          <w:lang w:val="en-US"/>
+        </w:rPr>
+      </w:pPr>
+      <w:r>
+        <w:rPr>
+          <w:lang w:val="en-US"/>
+        </w:rPr>
+        <w:t>No invalid values for Socrata (e.g., NaN, bad dates)</w:t>
+      </w:r>
+    </w:p>
+    <w:p>
+      <w:pPr>
+        <w:pStyle w:val="ListParagraph"/>
+        <w:numPr>
+          <w:ilvl w:val="0"/>
+          <w:numId w:val="31"/>
+        </w:numPr>
+        <w:rPr>
+          <w:lang w:val="en-US"/>
+        </w:rPr>
+      </w:pPr>
+      <w:r>
+        <w:rPr>
+          <w:lang w:val="en-US"/>
+        </w:rPr>
+        <w:t>Load executed successfully</w:t>
+      </w:r>
+    </w:p>
+    <w:p>
+      <w:pPr>
+        <w:pStyle w:val="ListParagraph"/>
+        <w:numPr>
+          <w:ilvl w:val="0"/>
+          <w:numId w:val="31"/>
+        </w:numPr>
+        <w:rPr>
+          <w:lang w:val="en-US"/>
+        </w:rPr>
+      </w:pPr>
+      <w:r>
+        <w:rPr>
+          <w:lang w:val="en-US"/>
+        </w:rPr>
+        <w:t>Row count validated (post-load)</w:t>
+      </w:r>
+    </w:p>
+    <w:p>
+      <w:pPr>
+        <w:pStyle w:val="ListParagraph"/>
+        <w:numPr>
+          <w:ilvl w:val="0"/>
+          <w:numId w:val="31"/>
+        </w:numPr>
+        <w:rPr>
+          <w:lang w:val="en-US"/>
+        </w:rPr>
+      </w:pPr>
+      <w:r>
+        <w:rPr>
+          <w:lang w:val="en-US"/>
+        </w:rPr>
+        <w:t>Spot check data in Socrata UI</w:t>
+      </w:r>
+    </w:p>
+    <w:p>
+      <w:pPr>
+        <w:pStyle w:val="ListParagraph"/>
+        <w:numPr>
+          <w:ilvl w:val="0"/>
+          <w:numId w:val="31"/>
+        </w:numPr>
+        <w:rPr>
+          <w:lang w:val="en-US"/>
+        </w:rPr>
+      </w:pPr>
+      <w:r>
+        <w:rPr>
+          <w:lang w:val="en-US"/>
+        </w:rPr>
+        <w:t>Errors reviewed and logged</w:t>
+      </w:r>
+    </w:p>
+    <w:p/>
     <w:p/>
     <w:sectPr>
       <w:headerReference w:type="default" r:id="rId87"/>
@@ -9378,6 +10002,119 @@
     </w:lvl>
   </w:abstractNum>
   <w:abstractNum w:abstractNumId="5" w15:restartNumberingAfterBreak="0">
+    <w:nsid w:val="23AE07CB"/>
+    <w:multiLevelType w:val="hybridMultilevel"/>
+    <w:tmpl w:val="1C041C52"/>
+    <w:lvl w:ilvl="0" w:tplc="0409000F">
+      <w:start w:val="1"/>
+      <w:numFmt w:val="decimal"/>
+      <w:lvlText w:val="%1."/>
+      <w:lvlJc w:val="left"/>
+      <w:pPr>
+        <w:ind w:left="1440" w:hanging="360"/>
+      </w:pPr>
+      <w:rPr>
+        <w:rFonts w:hint="default"/>
+      </w:rPr>
+    </w:lvl>
+    <w:lvl w:ilvl="1" w:tplc="FFFFFFFF" w:tentative="1">
+      <w:start w:val="1"/>
+      <w:numFmt w:val="bullet"/>
+      <w:lvlText w:val="o"/>
+      <w:lvlJc w:val="left"/>
+      <w:pPr>
+        <w:ind w:left="2160" w:hanging="360"/>
+      </w:pPr>
+      <w:rPr>
+        <w:rFonts w:ascii="Courier New" w:hAnsi="Courier New" w:cs="Courier New" w:hint="default"/>
+      </w:rPr>
+    </w:lvl>
+    <w:lvl w:ilvl="2" w:tplc="FFFFFFFF" w:tentative="1">
+      <w:start w:val="1"/>
+      <w:numFmt w:val="bullet"/>
+      <w:lvlText w:val=""/>
+      <w:lvlJc w:val="left"/>
+      <w:pPr>
+        <w:ind w:left="2880" w:hanging="360"/>
+      </w:pPr>
+      <w:rPr>
+        <w:rFonts w:ascii="Wingdings" w:hAnsi="Wingdings" w:hint="default"/>
+      </w:rPr>
+    </w:lvl>
+    <w:lvl w:ilvl="3" w:tplc="FFFFFFFF" w:tentative="1">
+      <w:start w:val="1"/>
+      <w:numFmt w:val="bullet"/>
+      <w:lvlText w:val=""/>
+      <w:lvlJc w:val="left"/>
+      <w:pPr>
+        <w:ind w:left="3600" w:hanging="360"/>
+      </w:pPr>
+      <w:rPr>
+        <w:rFonts w:ascii="Symbol" w:hAnsi="Symbol" w:hint="default"/>
+      </w:rPr>
+    </w:lvl>
+    <w:lvl w:ilvl="4" w:tplc="FFFFFFFF" w:tentative="1">
+      <w:start w:val="1"/>
+      <w:numFmt w:val="bullet"/>
+      <w:lvlText w:val="o"/>
+      <w:lvlJc w:val="left"/>
+      <w:pPr>
+        <w:ind w:left="4320" w:hanging="360"/>
+      </w:pPr>
+      <w:rPr>
+        <w:rFonts w:ascii="Courier New" w:hAnsi="Courier New" w:cs="Courier New" w:hint="default"/>
+      </w:rPr>
+    </w:lvl>
+    <w:lvl w:ilvl="5" w:tplc="FFFFFFFF" w:tentative="1">
+      <w:start w:val="1"/>
+      <w:numFmt w:val="bullet"/>
+      <w:lvlText w:val=""/>
+      <w:lvlJc w:val="left"/>
+      <w:pPr>
+        <w:ind w:left="5040" w:hanging="360"/>
+      </w:pPr>
+      <w:rPr>
+        <w:rFonts w:ascii="Wingdings" w:hAnsi="Wingdings" w:hint="default"/>
+      </w:rPr>
+    </w:lvl>
+    <w:lvl w:ilvl="6" w:tplc="FFFFFFFF" w:tentative="1">
+      <w:start w:val="1"/>
+      <w:numFmt w:val="bullet"/>
+      <w:lvlText w:val=""/>
+      <w:lvlJc w:val="left"/>
+      <w:pPr>
+        <w:ind w:left="5760" w:hanging="360"/>
+      </w:pPr>
+      <w:rPr>
+        <w:rFonts w:ascii="Symbol" w:hAnsi="Symbol" w:hint="default"/>
+      </w:rPr>
+    </w:lvl>
+    <w:lvl w:ilvl="7" w:tplc="FFFFFFFF" w:tentative="1">
+      <w:start w:val="1"/>
+      <w:numFmt w:val="bullet"/>
+      <w:lvlText w:val="o"/>
+      <w:lvlJc w:val="left"/>
+      <w:pPr>
+        <w:ind w:left="6480" w:hanging="360"/>
+      </w:pPr>
+      <w:rPr>
+        <w:rFonts w:ascii="Courier New" w:hAnsi="Courier New" w:cs="Courier New" w:hint="default"/>
+      </w:rPr>
+    </w:lvl>
+    <w:lvl w:ilvl="8" w:tplc="FFFFFFFF" w:tentative="1">
+      <w:start w:val="1"/>
+      <w:numFmt w:val="bullet"/>
+      <w:lvlText w:val=""/>
+      <w:lvlJc w:val="left"/>
+      <w:pPr>
+        <w:ind w:left="7200" w:hanging="360"/>
+      </w:pPr>
+      <w:rPr>
+        <w:rFonts w:ascii="Wingdings" w:hAnsi="Wingdings" w:hint="default"/>
+      </w:rPr>
+    </w:lvl>
+  </w:abstractNum>
+  <w:abstractNum w:abstractNumId="6" w15:restartNumberingAfterBreak="0">
     <w:nsid w:val="25590C2A"/>
     <w:multiLevelType w:val="multilevel"/>
     <w:tmpl w:val="D53625EE"/>
@@ -9490,7 +10227,7 @@
       </w:rPr>
     </w:lvl>
   </w:abstractNum>
-  <w:abstractNum w:abstractNumId="6" w15:restartNumberingAfterBreak="0">
+  <w:abstractNum w:abstractNumId="7" w15:restartNumberingAfterBreak="0">
     <w:nsid w:val="2AB35E05"/>
     <w:multiLevelType w:val="multilevel"/>
     <w:tmpl w:val="621C633C"/>
@@ -9603,7 +10340,7 @@
       </w:rPr>
     </w:lvl>
   </w:abstractNum>
-  <w:abstractNum w:abstractNumId="7" w15:restartNumberingAfterBreak="0">
+  <w:abstractNum w:abstractNumId="8" w15:restartNumberingAfterBreak="0">
     <w:nsid w:val="2D820421"/>
     <w:multiLevelType w:val="multilevel"/>
     <w:tmpl w:val="4680FF86"/>
@@ -9716,7 +10453,7 @@
       </w:rPr>
     </w:lvl>
   </w:abstractNum>
-  <w:abstractNum w:abstractNumId="8" w15:restartNumberingAfterBreak="0">
+  <w:abstractNum w:abstractNumId="9" w15:restartNumberingAfterBreak="0">
     <w:nsid w:val="2DAA0485"/>
     <w:multiLevelType w:val="multilevel"/>
     <w:tmpl w:val="218A1ED8"/>
@@ -9829,7 +10566,7 @@
       </w:rPr>
     </w:lvl>
   </w:abstractNum>
-  <w:abstractNum w:abstractNumId="9" w15:restartNumberingAfterBreak="0">
+  <w:abstractNum w:abstractNumId="10" w15:restartNumberingAfterBreak="0">
     <w:nsid w:val="324406D3"/>
     <w:multiLevelType w:val="multilevel"/>
     <w:tmpl w:val="119605D6"/>
@@ -9942,7 +10679,7 @@
       </w:rPr>
     </w:lvl>
   </w:abstractNum>
-  <w:abstractNum w:abstractNumId="10" w15:restartNumberingAfterBreak="0">
+  <w:abstractNum w:abstractNumId="11" w15:restartNumberingAfterBreak="0">
     <w:nsid w:val="33576007"/>
     <w:multiLevelType w:val="multilevel"/>
     <w:tmpl w:val="71AC54A0"/>
@@ -10055,10 +10792,10 @@
       </w:rPr>
     </w:lvl>
   </w:abstractNum>
-  <w:abstractNum w:abstractNumId="11" w15:restartNumberingAfterBreak="0">
+  <w:abstractNum w:abstractNumId="12" w15:restartNumberingAfterBreak="0">
     <w:nsid w:val="36797F25"/>
     <w:multiLevelType w:val="hybridMultilevel"/>
-    <w:tmpl w:val="289AEBF2"/>
+    <w:tmpl w:val="625842F0"/>
     <w:lvl w:ilvl="0" w:tplc="0409000F">
       <w:start w:val="1"/>
       <w:numFmt w:val="decimal"/>
@@ -10168,7 +10905,7 @@
       </w:rPr>
     </w:lvl>
   </w:abstractNum>
-  <w:abstractNum w:abstractNumId="12" w15:restartNumberingAfterBreak="0">
+  <w:abstractNum w:abstractNumId="13" w15:restartNumberingAfterBreak="0">
     <w:nsid w:val="38AC5A31"/>
     <w:multiLevelType w:val="multilevel"/>
     <w:tmpl w:val="C8086D14"/>
@@ -10281,7 +11018,7 @@
       </w:rPr>
     </w:lvl>
   </w:abstractNum>
-  <w:abstractNum w:abstractNumId="13" w15:restartNumberingAfterBreak="0">
+  <w:abstractNum w:abstractNumId="14" w15:restartNumberingAfterBreak="0">
     <w:nsid w:val="39703E77"/>
     <w:multiLevelType w:val="multilevel"/>
     <w:tmpl w:val="47E0EDD0"/>
@@ -10394,7 +11131,7 @@
       </w:rPr>
     </w:lvl>
   </w:abstractNum>
-  <w:abstractNum w:abstractNumId="14" w15:restartNumberingAfterBreak="0">
+  <w:abstractNum w:abstractNumId="15" w15:restartNumberingAfterBreak="0">
     <w:nsid w:val="3A5F0A7E"/>
     <w:multiLevelType w:val="multilevel"/>
     <w:tmpl w:val="55FAE80E"/>
@@ -10507,7 +11244,7 @@
       </w:rPr>
     </w:lvl>
   </w:abstractNum>
-  <w:abstractNum w:abstractNumId="15" w15:restartNumberingAfterBreak="0">
+  <w:abstractNum w:abstractNumId="16" w15:restartNumberingAfterBreak="0">
     <w:nsid w:val="3B420827"/>
     <w:multiLevelType w:val="multilevel"/>
     <w:tmpl w:val="BFCED3A4"/>
@@ -10620,7 +11357,7 @@
       </w:rPr>
     </w:lvl>
   </w:abstractNum>
-  <w:abstractNum w:abstractNumId="16" w15:restartNumberingAfterBreak="0">
+  <w:abstractNum w:abstractNumId="17" w15:restartNumberingAfterBreak="0">
     <w:nsid w:val="3CBA5EDF"/>
     <w:multiLevelType w:val="multilevel"/>
     <w:tmpl w:val="B14EB04E"/>
@@ -10733,7 +11470,7 @@
       </w:rPr>
     </w:lvl>
   </w:abstractNum>
-  <w:abstractNum w:abstractNumId="17" w15:restartNumberingAfterBreak="0">
+  <w:abstractNum w:abstractNumId="18" w15:restartNumberingAfterBreak="0">
     <w:nsid w:val="3DA11C47"/>
     <w:multiLevelType w:val="multilevel"/>
     <w:tmpl w:val="33387A2C"/>
@@ -10846,7 +11583,93 @@
       </w:rPr>
     </w:lvl>
   </w:abstractNum>
-  <w:abstractNum w:abstractNumId="18" w15:restartNumberingAfterBreak="0">
+  <w:abstractNum w:abstractNumId="19" w15:restartNumberingAfterBreak="0">
+    <w:nsid w:val="489821A9"/>
+    <w:multiLevelType w:val="hybridMultilevel"/>
+    <w:tmpl w:val="36303BF0"/>
+    <w:lvl w:ilvl="0" w:tplc="0409000F">
+      <w:start w:val="1"/>
+      <w:numFmt w:val="decimal"/>
+      <w:lvlText w:val="%1."/>
+      <w:lvlJc w:val="left"/>
+      <w:pPr>
+        <w:ind w:left="720" w:hanging="360"/>
+      </w:pPr>
+    </w:lvl>
+    <w:lvl w:ilvl="1" w:tplc="04090019" w:tentative="1">
+      <w:start w:val="1"/>
+      <w:numFmt w:val="lowerLetter"/>
+      <w:lvlText w:val="%2."/>
+      <w:lvlJc w:val="left"/>
+      <w:pPr>
+        <w:ind w:left="1440" w:hanging="360"/>
+      </w:pPr>
+    </w:lvl>
+    <w:lvl w:ilvl="2" w:tplc="0409001B" w:tentative="1">
+      <w:start w:val="1"/>
+      <w:numFmt w:val="lowerRoman"/>
+      <w:lvlText w:val="%3."/>
+      <w:lvlJc w:val="right"/>
+      <w:pPr>
+        <w:ind w:left="2160" w:hanging="180"/>
+      </w:pPr>
+    </w:lvl>
+    <w:lvl w:ilvl="3" w:tplc="0409000F" w:tentative="1">
+      <w:start w:val="1"/>
+      <w:numFmt w:val="decimal"/>
+      <w:lvlText w:val="%4."/>
+      <w:lvlJc w:val="left"/>
+      <w:pPr>
+        <w:ind w:left="2880" w:hanging="360"/>
+      </w:pPr>
+    </w:lvl>
+    <w:lvl w:ilvl="4" w:tplc="04090019" w:tentative="1">
+      <w:start w:val="1"/>
+      <w:numFmt w:val="lowerLetter"/>
+      <w:lvlText w:val="%5."/>
+      <w:lvlJc w:val="left"/>
+      <w:pPr>
+        <w:ind w:left="3600" w:hanging="360"/>
+      </w:pPr>
+    </w:lvl>
+    <w:lvl w:ilvl="5" w:tplc="0409001B" w:tentative="1">
+      <w:start w:val="1"/>
+      <w:numFmt w:val="lowerRoman"/>
+      <w:lvlText w:val="%6."/>
+      <w:lvlJc w:val="right"/>
+      <w:pPr>
+        <w:ind w:left="4320" w:hanging="180"/>
+      </w:pPr>
+    </w:lvl>
+    <w:lvl w:ilvl="6" w:tplc="0409000F" w:tentative="1">
+      <w:start w:val="1"/>
+      <w:numFmt w:val="decimal"/>
+      <w:lvlText w:val="%7."/>
+      <w:lvlJc w:val="left"/>
+      <w:pPr>
+        <w:ind w:left="5040" w:hanging="360"/>
+      </w:pPr>
+    </w:lvl>
+    <w:lvl w:ilvl="7" w:tplc="04090019" w:tentative="1">
+      <w:start w:val="1"/>
+      <w:numFmt w:val="lowerLetter"/>
+      <w:lvlText w:val="%8."/>
+      <w:lvlJc w:val="left"/>
+      <w:pPr>
+        <w:ind w:left="5760" w:hanging="360"/>
+      </w:pPr>
+    </w:lvl>
+    <w:lvl w:ilvl="8" w:tplc="0409001B" w:tentative="1">
+      <w:start w:val="1"/>
+      <w:numFmt w:val="lowerRoman"/>
+      <w:lvlText w:val="%9."/>
+      <w:lvlJc w:val="right"/>
+      <w:pPr>
+        <w:ind w:left="6480" w:hanging="180"/>
+      </w:pPr>
+    </w:lvl>
+  </w:abstractNum>
+  <w:abstractNum w:abstractNumId="20" w15:restartNumberingAfterBreak="0">
     <w:nsid w:val="57B51228"/>
     <w:multiLevelType w:val="multilevel"/>
     <w:tmpl w:val="9E466836"/>
@@ -10959,7 +11782,7 @@
       </w:rPr>
     </w:lvl>
   </w:abstractNum>
-  <w:abstractNum w:abstractNumId="19" w15:restartNumberingAfterBreak="0">
+  <w:abstractNum w:abstractNumId="21" w15:restartNumberingAfterBreak="0">
     <w:nsid w:val="61611697"/>
     <w:multiLevelType w:val="multilevel"/>
     <w:tmpl w:val="69066342"/>
@@ -11072,7 +11895,7 @@
       </w:rPr>
     </w:lvl>
   </w:abstractNum>
-  <w:abstractNum w:abstractNumId="20" w15:restartNumberingAfterBreak="0">
+  <w:abstractNum w:abstractNumId="22" w15:restartNumberingAfterBreak="0">
     <w:nsid w:val="64FA1C66"/>
     <w:multiLevelType w:val="multilevel"/>
     <w:tmpl w:val="46E2D49C"/>
@@ -11185,7 +12008,7 @@
       </w:rPr>
     </w:lvl>
   </w:abstractNum>
-  <w:abstractNum w:abstractNumId="21" w15:restartNumberingAfterBreak="0">
+  <w:abstractNum w:abstractNumId="23" w15:restartNumberingAfterBreak="0">
     <w:nsid w:val="68973C72"/>
     <w:multiLevelType w:val="multilevel"/>
     <w:tmpl w:val="3C1AFE36"/>
@@ -11298,7 +12121,7 @@
       </w:rPr>
     </w:lvl>
   </w:abstractNum>
-  <w:abstractNum w:abstractNumId="22" w15:restartNumberingAfterBreak="0">
+  <w:abstractNum w:abstractNumId="24" w15:restartNumberingAfterBreak="0">
     <w:nsid w:val="6CE14CDD"/>
     <w:multiLevelType w:val="multilevel"/>
     <w:tmpl w:val="DF8A3E18"/>
@@ -11411,7 +12234,7 @@
       </w:rPr>
     </w:lvl>
   </w:abstractNum>
-  <w:abstractNum w:abstractNumId="23" w15:restartNumberingAfterBreak="0">
+  <w:abstractNum w:abstractNumId="25" w15:restartNumberingAfterBreak="0">
     <w:nsid w:val="6E60385D"/>
     <w:multiLevelType w:val="multilevel"/>
     <w:tmpl w:val="2980874A"/>
@@ -11524,7 +12347,7 @@
       </w:rPr>
     </w:lvl>
   </w:abstractNum>
-  <w:abstractNum w:abstractNumId="24" w15:restartNumberingAfterBreak="0">
+  <w:abstractNum w:abstractNumId="26" w15:restartNumberingAfterBreak="0">
     <w:nsid w:val="6F375891"/>
     <w:multiLevelType w:val="hybridMultilevel"/>
     <w:tmpl w:val="01B85EB6"/>
@@ -11610,7 +12433,7 @@
       </w:pPr>
     </w:lvl>
   </w:abstractNum>
-  <w:abstractNum w:abstractNumId="25" w15:restartNumberingAfterBreak="0">
+  <w:abstractNum w:abstractNumId="27" w15:restartNumberingAfterBreak="0">
     <w:nsid w:val="6FEA3AB2"/>
     <w:multiLevelType w:val="multilevel"/>
     <w:tmpl w:val="F59AC618"/>
@@ -11723,7 +12546,7 @@
       </w:rPr>
     </w:lvl>
   </w:abstractNum>
-  <w:abstractNum w:abstractNumId="26" w15:restartNumberingAfterBreak="0">
+  <w:abstractNum w:abstractNumId="28" w15:restartNumberingAfterBreak="0">
     <w:nsid w:val="704E26FC"/>
     <w:multiLevelType w:val="multilevel"/>
     <w:tmpl w:val="8C54E27C"/>
@@ -11836,26 +12659,225 @@
       </w:rPr>
     </w:lvl>
   </w:abstractNum>
+  <w:abstractNum w:abstractNumId="29" w15:restartNumberingAfterBreak="0">
+    <w:nsid w:val="73F006BB"/>
+    <w:multiLevelType w:val="hybridMultilevel"/>
+    <w:tmpl w:val="A378C326"/>
+    <w:lvl w:ilvl="0" w:tplc="04090001">
+      <w:start w:val="1"/>
+      <w:numFmt w:val="bullet"/>
+      <w:lvlText w:val=""/>
+      <w:lvlJc w:val="left"/>
+      <w:pPr>
+        <w:ind w:left="1440" w:hanging="360"/>
+      </w:pPr>
+      <w:rPr>
+        <w:rFonts w:ascii="Symbol" w:hAnsi="Symbol" w:hint="default"/>
+      </w:rPr>
+    </w:lvl>
+    <w:lvl w:ilvl="1" w:tplc="FFFFFFFF" w:tentative="1">
+      <w:start w:val="1"/>
+      <w:numFmt w:val="bullet"/>
+      <w:lvlText w:val="o"/>
+      <w:lvlJc w:val="left"/>
+      <w:pPr>
+        <w:ind w:left="2160" w:hanging="360"/>
+      </w:pPr>
+      <w:rPr>
+        <w:rFonts w:ascii="Courier New" w:hAnsi="Courier New" w:cs="Courier New" w:hint="default"/>
+      </w:rPr>
+    </w:lvl>
+    <w:lvl w:ilvl="2" w:tplc="FFFFFFFF" w:tentative="1">
+      <w:start w:val="1"/>
+      <w:numFmt w:val="bullet"/>
+      <w:lvlText w:val=""/>
+      <w:lvlJc w:val="left"/>
+      <w:pPr>
+        <w:ind w:left="2880" w:hanging="360"/>
+      </w:pPr>
+      <w:rPr>
+        <w:rFonts w:ascii="Wingdings" w:hAnsi="Wingdings" w:hint="default"/>
+      </w:rPr>
+    </w:lvl>
+    <w:lvl w:ilvl="3" w:tplc="FFFFFFFF" w:tentative="1">
+      <w:start w:val="1"/>
+      <w:numFmt w:val="bullet"/>
+      <w:lvlText w:val=""/>
+      <w:lvlJc w:val="left"/>
+      <w:pPr>
+        <w:ind w:left="3600" w:hanging="360"/>
+      </w:pPr>
+      <w:rPr>
+        <w:rFonts w:ascii="Symbol" w:hAnsi="Symbol" w:hint="default"/>
+      </w:rPr>
+    </w:lvl>
+    <w:lvl w:ilvl="4" w:tplc="FFFFFFFF" w:tentative="1">
+      <w:start w:val="1"/>
+      <w:numFmt w:val="bullet"/>
+      <w:lvlText w:val="o"/>
+      <w:lvlJc w:val="left"/>
+      <w:pPr>
+        <w:ind w:left="4320" w:hanging="360"/>
+      </w:pPr>
+      <w:rPr>
+        <w:rFonts w:ascii="Courier New" w:hAnsi="Courier New" w:cs="Courier New" w:hint="default"/>
+      </w:rPr>
+    </w:lvl>
+    <w:lvl w:ilvl="5" w:tplc="FFFFFFFF" w:tentative="1">
+      <w:start w:val="1"/>
+      <w:numFmt w:val="bullet"/>
+      <w:lvlText w:val=""/>
+      <w:lvlJc w:val="left"/>
+      <w:pPr>
+        <w:ind w:left="5040" w:hanging="360"/>
+      </w:pPr>
+      <w:rPr>
+        <w:rFonts w:ascii="Wingdings" w:hAnsi="Wingdings" w:hint="default"/>
+      </w:rPr>
+    </w:lvl>
+    <w:lvl w:ilvl="6" w:tplc="FFFFFFFF" w:tentative="1">
+      <w:start w:val="1"/>
+      <w:numFmt w:val="bullet"/>
+      <w:lvlText w:val=""/>
+      <w:lvlJc w:val="left"/>
+      <w:pPr>
+        <w:ind w:left="5760" w:hanging="360"/>
+      </w:pPr>
+      <w:rPr>
+        <w:rFonts w:ascii="Symbol" w:hAnsi="Symbol" w:hint="default"/>
+      </w:rPr>
+    </w:lvl>
+    <w:lvl w:ilvl="7" w:tplc="FFFFFFFF" w:tentative="1">
+      <w:start w:val="1"/>
+      <w:numFmt w:val="bullet"/>
+      <w:lvlText w:val="o"/>
+      <w:lvlJc w:val="left"/>
+      <w:pPr>
+        <w:ind w:left="6480" w:hanging="360"/>
+      </w:pPr>
+      <w:rPr>
+        <w:rFonts w:ascii="Courier New" w:hAnsi="Courier New" w:cs="Courier New" w:hint="default"/>
+      </w:rPr>
+    </w:lvl>
+    <w:lvl w:ilvl="8" w:tplc="FFFFFFFF" w:tentative="1">
+      <w:start w:val="1"/>
+      <w:numFmt w:val="bullet"/>
+      <w:lvlText w:val=""/>
+      <w:lvlJc w:val="left"/>
+      <w:pPr>
+        <w:ind w:left="7200" w:hanging="360"/>
+      </w:pPr>
+      <w:rPr>
+        <w:rFonts w:ascii="Wingdings" w:hAnsi="Wingdings" w:hint="default"/>
+      </w:rPr>
+    </w:lvl>
+  </w:abstractNum>
+  <w:abstractNum w:abstractNumId="30" w15:restartNumberingAfterBreak="0">
+    <w:nsid w:val="7932373C"/>
+    <w:multiLevelType w:val="hybridMultilevel"/>
+    <w:tmpl w:val="4F8AC0A8"/>
+    <w:lvl w:ilvl="0" w:tplc="0409000F">
+      <w:start w:val="1"/>
+      <w:numFmt w:val="decimal"/>
+      <w:lvlText w:val="%1."/>
+      <w:lvlJc w:val="left"/>
+      <w:pPr>
+        <w:ind w:left="720" w:hanging="360"/>
+      </w:pPr>
+    </w:lvl>
+    <w:lvl w:ilvl="1" w:tplc="04090019" w:tentative="1">
+      <w:start w:val="1"/>
+      <w:numFmt w:val="lowerLetter"/>
+      <w:lvlText w:val="%2."/>
+      <w:lvlJc w:val="left"/>
+      <w:pPr>
+        <w:ind w:left="1440" w:hanging="360"/>
+      </w:pPr>
+    </w:lvl>
+    <w:lvl w:ilvl="2" w:tplc="0409001B" w:tentative="1">
+      <w:start w:val="1"/>
+      <w:numFmt w:val="lowerRoman"/>
+      <w:lvlText w:val="%3."/>
+      <w:lvlJc w:val="right"/>
+      <w:pPr>
+        <w:ind w:left="2160" w:hanging="180"/>
+      </w:pPr>
+    </w:lvl>
+    <w:lvl w:ilvl="3" w:tplc="0409000F" w:tentative="1">
+      <w:start w:val="1"/>
+      <w:numFmt w:val="decimal"/>
+      <w:lvlText w:val="%4."/>
+      <w:lvlJc w:val="left"/>
+      <w:pPr>
+        <w:ind w:left="2880" w:hanging="360"/>
+      </w:pPr>
+    </w:lvl>
+    <w:lvl w:ilvl="4" w:tplc="04090019" w:tentative="1">
+      <w:start w:val="1"/>
+      <w:numFmt w:val="lowerLetter"/>
+      <w:lvlText w:val="%5."/>
+      <w:lvlJc w:val="left"/>
+      <w:pPr>
+        <w:ind w:left="3600" w:hanging="360"/>
+      </w:pPr>
+    </w:lvl>
+    <w:lvl w:ilvl="5" w:tplc="0409001B" w:tentative="1">
+      <w:start w:val="1"/>
+      <w:numFmt w:val="lowerRoman"/>
+      <w:lvlText w:val="%6."/>
+      <w:lvlJc w:val="right"/>
+      <w:pPr>
+        <w:ind w:left="4320" w:hanging="180"/>
+      </w:pPr>
+    </w:lvl>
+    <w:lvl w:ilvl="6" w:tplc="0409000F" w:tentative="1">
+      <w:start w:val="1"/>
+      <w:numFmt w:val="decimal"/>
+      <w:lvlText w:val="%7."/>
+      <w:lvlJc w:val="left"/>
+      <w:pPr>
+        <w:ind w:left="5040" w:hanging="360"/>
+      </w:pPr>
+    </w:lvl>
+    <w:lvl w:ilvl="7" w:tplc="04090019" w:tentative="1">
+      <w:start w:val="1"/>
+      <w:numFmt w:val="lowerLetter"/>
+      <w:lvlText w:val="%8."/>
+      <w:lvlJc w:val="left"/>
+      <w:pPr>
+        <w:ind w:left="5760" w:hanging="360"/>
+      </w:pPr>
+    </w:lvl>
+    <w:lvl w:ilvl="8" w:tplc="0409001B" w:tentative="1">
+      <w:start w:val="1"/>
+      <w:numFmt w:val="lowerRoman"/>
+      <w:lvlText w:val="%9."/>
+      <w:lvlJc w:val="right"/>
+      <w:pPr>
+        <w:ind w:left="6480" w:hanging="180"/>
+      </w:pPr>
+    </w:lvl>
+  </w:abstractNum>
   <w:num w:numId="1" w16cid:durableId="1428693407">
-    <w:abstractNumId w:val="19"/>
+    <w:abstractNumId w:val="21"/>
   </w:num>
   <w:num w:numId="2" w16cid:durableId="422840770">
-    <w:abstractNumId w:val="8"/>
+    <w:abstractNumId w:val="9"/>
   </w:num>
   <w:num w:numId="3" w16cid:durableId="125856279">
-    <w:abstractNumId w:val="14"/>
+    <w:abstractNumId w:val="15"/>
   </w:num>
   <w:num w:numId="4" w16cid:durableId="1600288300">
-    <w:abstractNumId w:val="21"/>
+    <w:abstractNumId w:val="23"/>
   </w:num>
   <w:num w:numId="5" w16cid:durableId="287204176">
-    <w:abstractNumId w:val="15"/>
+    <w:abstractNumId w:val="16"/>
   </w:num>
   <w:num w:numId="6" w16cid:durableId="1324898236">
-    <w:abstractNumId w:val="22"/>
+    <w:abstractNumId w:val="24"/>
   </w:num>
   <w:num w:numId="7" w16cid:durableId="782382088">
-    <w:abstractNumId w:val="23"/>
+    <w:abstractNumId w:val="25"/>
   </w:num>
   <w:num w:numId="8" w16cid:durableId="1162892232">
     <w:abstractNumId w:val="2"/>
@@ -11864,58 +12886,70 @@
     <w:abstractNumId w:val="0"/>
   </w:num>
   <w:num w:numId="10" w16cid:durableId="488865578">
-    <w:abstractNumId w:val="16"/>
+    <w:abstractNumId w:val="17"/>
   </w:num>
   <w:num w:numId="11" w16cid:durableId="362486358">
-    <w:abstractNumId w:val="9"/>
+    <w:abstractNumId w:val="10"/>
   </w:num>
   <w:num w:numId="12" w16cid:durableId="1349529276">
-    <w:abstractNumId w:val="25"/>
+    <w:abstractNumId w:val="27"/>
   </w:num>
   <w:num w:numId="13" w16cid:durableId="1787120919">
-    <w:abstractNumId w:val="17"/>
+    <w:abstractNumId w:val="18"/>
   </w:num>
   <w:num w:numId="14" w16cid:durableId="52848637">
-    <w:abstractNumId w:val="26"/>
+    <w:abstractNumId w:val="28"/>
   </w:num>
   <w:num w:numId="15" w16cid:durableId="1867020972">
-    <w:abstractNumId w:val="18"/>
+    <w:abstractNumId w:val="20"/>
   </w:num>
   <w:num w:numId="16" w16cid:durableId="1356954764">
-    <w:abstractNumId w:val="6"/>
+    <w:abstractNumId w:val="7"/>
   </w:num>
   <w:num w:numId="17" w16cid:durableId="306402628">
-    <w:abstractNumId w:val="20"/>
+    <w:abstractNumId w:val="22"/>
   </w:num>
   <w:num w:numId="18" w16cid:durableId="1286498315">
-    <w:abstractNumId w:val="10"/>
+    <w:abstractNumId w:val="11"/>
   </w:num>
   <w:num w:numId="19" w16cid:durableId="1639454929">
     <w:abstractNumId w:val="4"/>
   </w:num>
   <w:num w:numId="20" w16cid:durableId="1932003961">
-    <w:abstractNumId w:val="7"/>
+    <w:abstractNumId w:val="8"/>
   </w:num>
   <w:num w:numId="21" w16cid:durableId="449977311">
-    <w:abstractNumId w:val="5"/>
+    <w:abstractNumId w:val="6"/>
   </w:num>
   <w:num w:numId="22" w16cid:durableId="1283801277">
-    <w:abstractNumId w:val="13"/>
+    <w:abstractNumId w:val="14"/>
   </w:num>
   <w:num w:numId="23" w16cid:durableId="1291404389">
-    <w:abstractNumId w:val="12"/>
+    <w:abstractNumId w:val="13"/>
   </w:num>
   <w:num w:numId="24" w16cid:durableId="880173405">
     <w:abstractNumId w:val="1"/>
   </w:num>
   <w:num w:numId="25" w16cid:durableId="802429180">
-    <w:abstractNumId w:val="11"/>
+    <w:abstractNumId w:val="12"/>
   </w:num>
   <w:num w:numId="26" w16cid:durableId="87122566">
-    <w:abstractNumId w:val="24"/>
+    <w:abstractNumId w:val="26"/>
   </w:num>
   <w:num w:numId="27" w16cid:durableId="1583906584">
     <w:abstractNumId w:val="3"/>
+  </w:num>
+  <w:num w:numId="28" w16cid:durableId="1699774327">
+    <w:abstractNumId w:val="29"/>
+  </w:num>
+  <w:num w:numId="29" w16cid:durableId="917640903">
+    <w:abstractNumId w:val="5"/>
+  </w:num>
+  <w:num w:numId="30" w16cid:durableId="1214541028">
+    <w:abstractNumId w:val="19"/>
+  </w:num>
+  <w:num w:numId="31" w16cid:durableId="695037915">
+    <w:abstractNumId w:val="30"/>
   </w:num>
 </w:numbering>
 </file>
@@ -12445,7 +13479,6 @@
   <w:style w:type="character" w:default="1" w:styleId="DefaultParagraphFont">
     <w:name w:val="Default Paragraph Font"/>
     <w:uiPriority w:val="1"/>
-    <w:semiHidden/>
     <w:unhideWhenUsed/>
   </w:style>
   <w:style w:type="table" w:default="1" w:styleId="TableNormal">
